--- a/Science Books/QED Course/Lesson 44 The Electron-Photon Vertex.docx
+++ b/Science Books/QED Course/Lesson 44 The Electron-Photon Vertex.docx
@@ -452,8 +452,170 @@
       <m:oMathPara>
         <m:oMath>
           <m:r>
-            <m:t xml:space="preserve">i ∂_t |ψ(t)⟩_I = H_int,I(t) |ψ(t)⟩_I , qquad H_int,I(t) = e^(iH_0t) H_int e^(−iH_0t)</m:t>
+            <m:t xml:space="preserve">i</m:t>
           </m:r>
+          <m:sSub>
+            <m:e>
+              <m:r>
+                <m:t xml:space="preserve">∂</m:t>
+              </m:r>
+            </m:e>
+            <m:sub>
+              <m:r>
+                <m:t xml:space="preserve">t</m:t>
+              </m:r>
+            </m:sub>
+          </m:sSub>
+          <m:r>
+            <m:t xml:space="preserve">|</m:t>
+          </m:r>
+          <m:r>
+            <m:t xml:space="preserve">ψ</m:t>
+          </m:r>
+          <m:r>
+            <m:t xml:space="preserve">t</m:t>
+          </m:r>
+          <m:sSub>
+            <m:e>
+              <m:r>
+                <m:t xml:space="preserve">⟩</m:t>
+              </m:r>
+            </m:e>
+            <m:sub>
+              <m:r>
+                <m:t xml:space="preserve">I</m:t>
+              </m:r>
+            </m:sub>
+          </m:sSub>
+          <m:r>
+            <m:t xml:space="preserve">=</m:t>
+          </m:r>
+          <m:sSub>
+            <m:e>
+              <m:r>
+                <m:t xml:space="preserve">H</m:t>
+              </m:r>
+            </m:e>
+            <m:sub>
+              <m:r>
+                <m:t xml:space="preserve">int</m:t>
+              </m:r>
+            </m:sub>
+          </m:sSub>
+          <m:r>
+            <m:t xml:space="preserve">,</m:t>
+          </m:r>
+          <m:r>
+            <m:t xml:space="preserve">I</m:t>
+          </m:r>
+          <m:r>
+            <m:t xml:space="preserve">t</m:t>
+          </m:r>
+          <m:r>
+            <m:t xml:space="preserve">|</m:t>
+          </m:r>
+          <m:r>
+            <m:t xml:space="preserve">ψ</m:t>
+          </m:r>
+          <m:r>
+            <m:t xml:space="preserve">t</m:t>
+          </m:r>
+          <m:sSub>
+            <m:e>
+              <m:r>
+                <m:t xml:space="preserve">⟩</m:t>
+              </m:r>
+            </m:e>
+            <m:sub>
+              <m:r>
+                <m:t xml:space="preserve">I</m:t>
+              </m:r>
+            </m:sub>
+          </m:sSub>
+          <m:r>
+            <m:t xml:space="preserve">,</m:t>
+          </m:r>
+          <m:sSub>
+            <m:e>
+              <m:r>
+                <m:t xml:space="preserve">H</m:t>
+              </m:r>
+            </m:e>
+            <m:sub>
+              <m:r>
+                <m:t xml:space="preserve">int</m:t>
+              </m:r>
+            </m:sub>
+          </m:sSub>
+          <m:r>
+            <m:t xml:space="preserve">,</m:t>
+          </m:r>
+          <m:r>
+            <m:t xml:space="preserve">I</m:t>
+          </m:r>
+          <m:r>
+            <m:t xml:space="preserve">t</m:t>
+          </m:r>
+          <m:r>
+            <m:t xml:space="preserve">=</m:t>
+          </m:r>
+          <m:sSup>
+            <m:e>
+              <m:r>
+                <m:t xml:space="preserve">e</m:t>
+              </m:r>
+            </m:e>
+            <m:sup>
+              <m:sSub>
+                <m:e>
+                  <m:r>
+                    <m:t xml:space="preserve">iH</m:t>
+                  </m:r>
+                </m:e>
+                <m:sub>
+                  <m:r>
+                    <m:t xml:space="preserve">0t</m:t>
+                  </m:r>
+                </m:sub>
+              </m:sSub>
+            </m:sup>
+          </m:sSup>
+          <m:sSub>
+            <m:e>
+              <m:r>
+                <m:t xml:space="preserve">H</m:t>
+              </m:r>
+            </m:e>
+            <m:sub>
+              <m:r>
+                <m:t xml:space="preserve">int</m:t>
+              </m:r>
+            </m:sub>
+          </m:sSub>
+          <m:sSup>
+            <m:e>
+              <m:r>
+                <m:t xml:space="preserve">e</m:t>
+              </m:r>
+            </m:e>
+            <m:sup>
+              <m:r>
+                <m:t xml:space="preserve">−</m:t>
+              </m:r>
+              <m:sSub>
+                <m:e>
+                  <m:r>
+                    <m:t xml:space="preserve">iH</m:t>
+                  </m:r>
+                </m:e>
+                <m:sub>
+                  <m:r>
+                    <m:t xml:space="preserve">0t</m:t>
+                  </m:r>
+                </m:sub>
+              </m:sSub>
+            </m:sup>
+          </m:sSup>
         </m:oMath>
       </m:oMathPara>
     </w:p>
@@ -482,8 +644,105 @@
       </w:pPr>
       <m:oMathPara>
         <m:oMath>
+          <m:sSubSup>
+            <m:e>
+              <m:r>
+                <m:t xml:space="preserve">U</m:t>
+              </m:r>
+            </m:e>
+            <m:sub>
+              <m:r>
+                <m:t xml:space="preserve">I</m:t>
+              </m:r>
+            </m:sub>
+            <m:sup>
+              <m:r>
+                <m:t xml:space="preserve">1</m:t>
+              </m:r>
+            </m:sup>
+          </m:sSubSup>
           <m:r>
-            <m:t xml:space="preserve">U_I^((1))(t,t_0) = − i ∫_(t_0)^t dt′ H_int,I(t′)</m:t>
+            <m:t xml:space="preserve">t</m:t>
+          </m:r>
+          <m:r>
+            <m:t xml:space="preserve">,</m:t>
+          </m:r>
+          <m:sSub>
+            <m:e>
+              <m:r>
+                <m:t xml:space="preserve">t</m:t>
+              </m:r>
+            </m:e>
+            <m:sub>
+              <m:r>
+                <m:t xml:space="preserve">0</m:t>
+              </m:r>
+            </m:sub>
+          </m:sSub>
+          <m:r>
+            <m:t xml:space="preserve">=</m:t>
+          </m:r>
+          <m:r>
+            <m:t xml:space="preserve">−</m:t>
+          </m:r>
+          <m:r>
+            <m:t xml:space="preserve">i</m:t>
+          </m:r>
+          <m:sSubSup>
+            <m:e>
+              <m:r>
+                <m:t xml:space="preserve">∫</m:t>
+              </m:r>
+            </m:e>
+            <m:sub>
+              <m:sSub>
+                <m:e>
+                  <m:r>
+                    <m:t xml:space="preserve">t</m:t>
+                  </m:r>
+                </m:e>
+                <m:sub>
+                  <m:r>
+                    <m:t xml:space="preserve">0</m:t>
+                  </m:r>
+                </m:sub>
+              </m:sSub>
+            </m:sub>
+            <m:sup>
+              <m:r>
+                <m:t xml:space="preserve">t</m:t>
+              </m:r>
+            </m:sup>
+          </m:sSubSup>
+          <m:r>
+            <m:t xml:space="preserve">dt</m:t>
+          </m:r>
+          <m:r>
+            <m:t xml:space="preserve">′</m:t>
+          </m:r>
+          <m:sSub>
+            <m:e>
+              <m:r>
+                <m:t xml:space="preserve">H</m:t>
+              </m:r>
+            </m:e>
+            <m:sub>
+              <m:r>
+                <m:t xml:space="preserve">int</m:t>
+              </m:r>
+            </m:sub>
+          </m:sSub>
+          <m:r>
+            <m:t xml:space="preserve">,</m:t>
+          </m:r>
+          <m:r>
+            <m:t xml:space="preserve">I</m:t>
+          </m:r>
+          <m:r>
+            <m:t xml:space="preserve">t</m:t>
+          </m:r>
+          <m:r>
+            <m:t xml:space="preserve">′</m:t>
           </m:r>
         </m:oMath>
       </m:oMathPara>
@@ -500,8 +759,59 @@
       </w:pPr>
       <m:oMathPara>
         <m:oMath>
+          <m:sSup>
+            <m:e>
+              <m:r>
+                <m:t xml:space="preserve">S</m:t>
+              </m:r>
+            </m:e>
+            <m:sup>
+              <m:r>
+                <m:t xml:space="preserve">1</m:t>
+              </m:r>
+            </m:sup>
+          </m:sSup>
           <m:r>
-            <m:t xml:space="preserve">S^((1)) = − i ∫ d⁴x ℋ_int(x)</m:t>
+            <m:t xml:space="preserve">=</m:t>
+          </m:r>
+          <m:r>
+            <m:t xml:space="preserve">−</m:t>
+          </m:r>
+          <m:r>
+            <m:t xml:space="preserve">i</m:t>
+          </m:r>
+          <m:r>
+            <m:t xml:space="preserve">∫</m:t>
+          </m:r>
+          <m:sSup>
+            <m:e>
+              <m:r>
+                <m:t xml:space="preserve">d</m:t>
+              </m:r>
+            </m:e>
+            <m:sup>
+              <m:r>
+                <m:t xml:space="preserve">4</m:t>
+              </m:r>
+            </m:sup>
+          </m:sSup>
+          <m:r>
+            <m:t xml:space="preserve">x</m:t>
+          </m:r>
+          <m:sSub>
+            <m:e>
+              <m:r>
+                <m:t xml:space="preserve">ℋ</m:t>
+              </m:r>
+            </m:e>
+            <m:sub>
+              <m:r>
+                <m:t xml:space="preserve">int</m:t>
+              </m:r>
+            </m:sub>
+          </m:sSub>
+          <m:r>
+            <m:t xml:space="preserve">x</m:t>
           </m:r>
         </m:oMath>
       </m:oMathPara>
@@ -613,7 +923,217 @@
       <m:oMathPara>
         <m:oMath>
           <m:r>
-            <m:t xml:space="preserve">⟨p′,s′| S^((1)) |p,s;k,λ⟩ = ie ∫ d⁴x [ ū_s′(p′) e^(ip′x) ] γ^μ [ u_s(p) e^(−ipx) ] [ ε_λ,μ(k) e^(−ikx) ]</m:t>
+            <m:t xml:space="preserve">⟨p</m:t>
+          </m:r>
+          <m:r>
+            <m:t xml:space="preserve">′</m:t>
+          </m:r>
+          <m:r>
+            <m:t xml:space="preserve">,</m:t>
+          </m:r>
+          <m:r>
+            <m:t xml:space="preserve">s</m:t>
+          </m:r>
+          <m:r>
+            <m:t xml:space="preserve">′</m:t>
+          </m:r>
+          <m:r>
+            <m:t xml:space="preserve">|</m:t>
+          </m:r>
+          <m:sSup>
+            <m:e>
+              <m:r>
+                <m:t xml:space="preserve">S</m:t>
+              </m:r>
+            </m:e>
+            <m:sup>
+              <m:r>
+                <m:t xml:space="preserve">1</m:t>
+              </m:r>
+            </m:sup>
+          </m:sSup>
+          <m:r>
+            <m:t xml:space="preserve">|</m:t>
+          </m:r>
+          <m:r>
+            <m:t xml:space="preserve">p</m:t>
+          </m:r>
+          <m:r>
+            <m:t xml:space="preserve">,</m:t>
+          </m:r>
+          <m:r>
+            <m:t xml:space="preserve">s</m:t>
+          </m:r>
+          <m:r>
+            <m:t xml:space="preserve">;</m:t>
+          </m:r>
+          <m:r>
+            <m:t xml:space="preserve">k</m:t>
+          </m:r>
+          <m:r>
+            <m:t xml:space="preserve">,</m:t>
+          </m:r>
+          <m:r>
+            <m:t xml:space="preserve">λ⟩</m:t>
+          </m:r>
+          <m:r>
+            <m:t xml:space="preserve">=</m:t>
+          </m:r>
+          <m:r>
+            <m:t xml:space="preserve">ie</m:t>
+          </m:r>
+          <m:r>
+            <m:t xml:space="preserve">∫</m:t>
+          </m:r>
+          <m:sSup>
+            <m:e>
+              <m:r>
+                <m:t xml:space="preserve">d</m:t>
+              </m:r>
+            </m:e>
+            <m:sup>
+              <m:r>
+                <m:t xml:space="preserve">4</m:t>
+              </m:r>
+            </m:sup>
+          </m:sSup>
+          <m:r>
+            <m:t xml:space="preserve">x</m:t>
+          </m:r>
+          <m:r>
+            <m:t xml:space="preserve">[</m:t>
+          </m:r>
+          <m:sSub>
+            <m:e>
+              <m:r>
+                <m:t xml:space="preserve">ū</m:t>
+              </m:r>
+            </m:e>
+            <m:sub>
+              <m:r>
+                <m:t xml:space="preserve">s</m:t>
+              </m:r>
+            </m:sub>
+          </m:sSub>
+          <m:r>
+            <m:t xml:space="preserve">′</m:t>
+          </m:r>
+          <m:r>
+            <m:t xml:space="preserve">p</m:t>
+          </m:r>
+          <m:r>
+            <m:t xml:space="preserve">′</m:t>
+          </m:r>
+          <m:sSup>
+            <m:e>
+              <m:r>
+                <m:t xml:space="preserve">e</m:t>
+              </m:r>
+            </m:e>
+            <m:sup>
+              <m:r>
+                <m:t xml:space="preserve">ip</m:t>
+              </m:r>
+              <m:r>
+                <m:t xml:space="preserve">′</m:t>
+              </m:r>
+              <m:r>
+                <m:t xml:space="preserve">x</m:t>
+              </m:r>
+            </m:sup>
+          </m:sSup>
+          <m:r>
+            <m:t xml:space="preserve">]</m:t>
+          </m:r>
+          <m:sSup>
+            <m:e>
+              <m:r>
+                <m:t xml:space="preserve">γ</m:t>
+              </m:r>
+            </m:e>
+            <m:sup>
+              <m:r>
+                <m:t xml:space="preserve">μ</m:t>
+              </m:r>
+            </m:sup>
+          </m:sSup>
+          <m:r>
+            <m:t xml:space="preserve">[</m:t>
+          </m:r>
+          <m:sSub>
+            <m:e>
+              <m:r>
+                <m:t xml:space="preserve">u</m:t>
+              </m:r>
+            </m:e>
+            <m:sub>
+              <m:r>
+                <m:t xml:space="preserve">s</m:t>
+              </m:r>
+            </m:sub>
+          </m:sSub>
+          <m:r>
+            <m:t xml:space="preserve">p</m:t>
+          </m:r>
+          <m:sSup>
+            <m:e>
+              <m:r>
+                <m:t xml:space="preserve">e</m:t>
+              </m:r>
+            </m:e>
+            <m:sup>
+              <m:r>
+                <m:t xml:space="preserve">−</m:t>
+              </m:r>
+              <m:r>
+                <m:t xml:space="preserve">ipx</m:t>
+              </m:r>
+            </m:sup>
+          </m:sSup>
+          <m:r>
+            <m:t xml:space="preserve">]</m:t>
+          </m:r>
+          <m:r>
+            <m:t xml:space="preserve">[</m:t>
+          </m:r>
+          <m:sSub>
+            <m:e>
+              <m:r>
+                <m:t xml:space="preserve">ε</m:t>
+              </m:r>
+            </m:e>
+            <m:sub>
+              <m:r>
+                <m:t xml:space="preserve">λ</m:t>
+              </m:r>
+            </m:sub>
+          </m:sSub>
+          <m:r>
+            <m:t xml:space="preserve">,</m:t>
+          </m:r>
+          <m:r>
+            <m:t xml:space="preserve">μ</m:t>
+          </m:r>
+          <m:r>
+            <m:t xml:space="preserve">k</m:t>
+          </m:r>
+          <m:sSup>
+            <m:e>
+              <m:r>
+                <m:t xml:space="preserve">e</m:t>
+              </m:r>
+            </m:e>
+            <m:sup>
+              <m:r>
+                <m:t xml:space="preserve">−</m:t>
+              </m:r>
+              <m:r>
+                <m:t xml:space="preserve">ikx</m:t>
+              </m:r>
+            </m:sup>
+          </m:sSup>
+          <m:r>
+            <m:t xml:space="preserve">]</m:t>
           </m:r>
         </m:oMath>
       </m:oMathPara>
@@ -639,7 +1159,103 @@
       <m:oMathPara>
         <m:oMath>
           <m:r>
-            <m:t xml:space="preserve">∫ d⁴x , e^(i(p′−p−k)x) = (2π)⁴ δ⁴(p′−p−k)</m:t>
+            <m:t xml:space="preserve">∫</m:t>
+          </m:r>
+          <m:sSup>
+            <m:e>
+              <m:r>
+                <m:t xml:space="preserve">d</m:t>
+              </m:r>
+            </m:e>
+            <m:sup>
+              <m:r>
+                <m:t xml:space="preserve">4</m:t>
+              </m:r>
+            </m:sup>
+          </m:sSup>
+          <m:r>
+            <m:t xml:space="preserve">x</m:t>
+          </m:r>
+          <m:r>
+            <m:t xml:space="preserve">,</m:t>
+          </m:r>
+          <m:sSup>
+            <m:e>
+              <m:r>
+                <m:t xml:space="preserve">e</m:t>
+              </m:r>
+            </m:e>
+            <m:sup>
+              <m:r>
+                <m:t xml:space="preserve">i</m:t>
+              </m:r>
+              <m:r>
+                <m:t xml:space="preserve">p</m:t>
+              </m:r>
+              <m:r>
+                <m:t xml:space="preserve">′</m:t>
+              </m:r>
+              <m:r>
+                <m:t xml:space="preserve">−</m:t>
+              </m:r>
+              <m:r>
+                <m:t xml:space="preserve">p</m:t>
+              </m:r>
+              <m:r>
+                <m:t xml:space="preserve">−</m:t>
+              </m:r>
+              <m:r>
+                <m:t xml:space="preserve">k</m:t>
+              </m:r>
+              <m:r>
+                <m:t xml:space="preserve">x</m:t>
+              </m:r>
+            </m:sup>
+          </m:sSup>
+          <m:r>
+            <m:t xml:space="preserve">=</m:t>
+          </m:r>
+          <m:sSup>
+            <m:e>
+              <m:r>
+                <m:t xml:space="preserve">2π</m:t>
+              </m:r>
+            </m:e>
+            <m:sup>
+              <m:r>
+                <m:t xml:space="preserve">4</m:t>
+              </m:r>
+            </m:sup>
+          </m:sSup>
+          <m:sSup>
+            <m:e>
+              <m:r>
+                <m:t xml:space="preserve">δ</m:t>
+              </m:r>
+            </m:e>
+            <m:sup>
+              <m:r>
+                <m:t xml:space="preserve">4</m:t>
+              </m:r>
+            </m:sup>
+          </m:sSup>
+          <m:r>
+            <m:t xml:space="preserve">p</m:t>
+          </m:r>
+          <m:r>
+            <m:t xml:space="preserve">′</m:t>
+          </m:r>
+          <m:r>
+            <m:t xml:space="preserve">−</m:t>
+          </m:r>
+          <m:r>
+            <m:t xml:space="preserve">p</m:t>
+          </m:r>
+          <m:r>
+            <m:t xml:space="preserve">−</m:t>
+          </m:r>
+          <m:r>
+            <m:t xml:space="preserve">k</m:t>
           </m:r>
         </m:oMath>
       </m:oMathPara>
@@ -657,7 +1273,184 @@
       <m:oMathPara>
         <m:oMath>
           <m:r>
-            <m:t xml:space="preserve">⟨p′,s′| S^((1)) |p,s;k,λ⟩ = ie , ū_s′(p′) γ^μ u_s(p) , ε_λ,μ(k) , (2π)⁴δ⁴(p′−p−k)</m:t>
+            <m:t xml:space="preserve">⟨p</m:t>
+          </m:r>
+          <m:r>
+            <m:t xml:space="preserve">′</m:t>
+          </m:r>
+          <m:r>
+            <m:t xml:space="preserve">,</m:t>
+          </m:r>
+          <m:r>
+            <m:t xml:space="preserve">s</m:t>
+          </m:r>
+          <m:r>
+            <m:t xml:space="preserve">′</m:t>
+          </m:r>
+          <m:r>
+            <m:t xml:space="preserve">|</m:t>
+          </m:r>
+          <m:sSup>
+            <m:e>
+              <m:r>
+                <m:t xml:space="preserve">S</m:t>
+              </m:r>
+            </m:e>
+            <m:sup>
+              <m:r>
+                <m:t xml:space="preserve">1</m:t>
+              </m:r>
+            </m:sup>
+          </m:sSup>
+          <m:r>
+            <m:t xml:space="preserve">|</m:t>
+          </m:r>
+          <m:r>
+            <m:t xml:space="preserve">p</m:t>
+          </m:r>
+          <m:r>
+            <m:t xml:space="preserve">,</m:t>
+          </m:r>
+          <m:r>
+            <m:t xml:space="preserve">s</m:t>
+          </m:r>
+          <m:r>
+            <m:t xml:space="preserve">;</m:t>
+          </m:r>
+          <m:r>
+            <m:t xml:space="preserve">k</m:t>
+          </m:r>
+          <m:r>
+            <m:t xml:space="preserve">,</m:t>
+          </m:r>
+          <m:r>
+            <m:t xml:space="preserve">λ⟩</m:t>
+          </m:r>
+          <m:r>
+            <m:t xml:space="preserve">=</m:t>
+          </m:r>
+          <m:r>
+            <m:t xml:space="preserve">ie</m:t>
+          </m:r>
+          <m:r>
+            <m:t xml:space="preserve">,</m:t>
+          </m:r>
+          <m:sSub>
+            <m:e>
+              <m:r>
+                <m:t xml:space="preserve">ū</m:t>
+              </m:r>
+            </m:e>
+            <m:sub>
+              <m:r>
+                <m:t xml:space="preserve">s</m:t>
+              </m:r>
+            </m:sub>
+          </m:sSub>
+          <m:r>
+            <m:t xml:space="preserve">′</m:t>
+          </m:r>
+          <m:r>
+            <m:t xml:space="preserve">p</m:t>
+          </m:r>
+          <m:r>
+            <m:t xml:space="preserve">′</m:t>
+          </m:r>
+          <m:sSup>
+            <m:e>
+              <m:r>
+                <m:t xml:space="preserve">γ</m:t>
+              </m:r>
+            </m:e>
+            <m:sup>
+              <m:r>
+                <m:t xml:space="preserve">μ</m:t>
+              </m:r>
+            </m:sup>
+          </m:sSup>
+          <m:sSub>
+            <m:e>
+              <m:r>
+                <m:t xml:space="preserve">u</m:t>
+              </m:r>
+            </m:e>
+            <m:sub>
+              <m:r>
+                <m:t xml:space="preserve">s</m:t>
+              </m:r>
+            </m:sub>
+          </m:sSub>
+          <m:r>
+            <m:t xml:space="preserve">p</m:t>
+          </m:r>
+          <m:r>
+            <m:t xml:space="preserve">,</m:t>
+          </m:r>
+          <m:sSub>
+            <m:e>
+              <m:r>
+                <m:t xml:space="preserve">ε</m:t>
+              </m:r>
+            </m:e>
+            <m:sub>
+              <m:r>
+                <m:t xml:space="preserve">λ</m:t>
+              </m:r>
+            </m:sub>
+          </m:sSub>
+          <m:r>
+            <m:t xml:space="preserve">,</m:t>
+          </m:r>
+          <m:r>
+            <m:t xml:space="preserve">μ</m:t>
+          </m:r>
+          <m:r>
+            <m:t xml:space="preserve">k</m:t>
+          </m:r>
+          <m:r>
+            <m:t xml:space="preserve">,</m:t>
+          </m:r>
+          <m:sSup>
+            <m:e>
+              <m:r>
+                <m:t xml:space="preserve">2π</m:t>
+              </m:r>
+            </m:e>
+            <m:sup>
+              <m:r>
+                <m:t xml:space="preserve">4</m:t>
+              </m:r>
+            </m:sup>
+          </m:sSup>
+          <m:sSup>
+            <m:e>
+              <m:r>
+                <m:t xml:space="preserve">δ</m:t>
+              </m:r>
+            </m:e>
+            <m:sup>
+              <m:r>
+                <m:t xml:space="preserve">4</m:t>
+              </m:r>
+            </m:sup>
+          </m:sSup>
+          <m:r>
+            <m:t xml:space="preserve">p</m:t>
+          </m:r>
+          <m:r>
+            <m:t xml:space="preserve">′</m:t>
+          </m:r>
+          <m:r>
+            <m:t xml:space="preserve">−</m:t>
+          </m:r>
+          <m:r>
+            <m:t xml:space="preserve">p</m:t>
+          </m:r>
+          <m:r>
+            <m:t xml:space="preserve">−</m:t>
+          </m:r>
+          <m:r>
+            <m:t xml:space="preserve">k</m:t>
           </m:r>
         </m:oMath>
       </m:oMathPara>
@@ -668,6 +1461,43 @@
       </w:pPr>
       <w:r>
         <w:t>3.3 The vertex factor</w:t>
+      </w:r>
+    </w:p>
+    <w:p>
+      <w:pPr>
+        <w:spacing w:before="160" w:after="160"/>
+        <w:jc w:val="center"/>
+      </w:pPr>
+      <w:r>
+        <w:rPr>
+          <w:rFonts w:ascii="Consolas" w:hAnsi="Consolas" w:cs="Consolas" w:eastAsia="Consolas"/>
+          <w:sz w:val="20"/>
+        </w:rPr>
+        <w:t>e^{-}(p) ----*---- e^{-}(p')</w:t>
+      </w:r>
+      <w:r>
+        <w:rPr>
+          <w:rFonts w:ascii="Consolas" w:hAnsi="Consolas" w:cs="Consolas" w:eastAsia="Consolas"/>
+          <w:sz w:val="20"/>
+        </w:rPr>
+        <w:br/>
+        <w:t xml:space="preserve">             |</w:t>
+      </w:r>
+      <w:r>
+        <w:rPr>
+          <w:rFonts w:ascii="Consolas" w:hAnsi="Consolas" w:cs="Consolas" w:eastAsia="Consolas"/>
+          <w:sz w:val="20"/>
+        </w:rPr>
+        <w:br/>
+        <w:t xml:space="preserve">             |</w:t>
+      </w:r>
+      <w:r>
+        <w:rPr>
+          <w:rFonts w:ascii="Consolas" w:hAnsi="Consolas" w:cs="Consolas" w:eastAsia="Consolas"/>
+          <w:sz w:val="20"/>
+        </w:rPr>
+        <w:br/>
+        <w:t xml:space="preserve">            γ(k)</w:t>
       </w:r>
     </w:p>
     <w:p>
@@ -683,8 +1513,23 @@
       <m:oMathPara>
         <m:oMath>
           <m:r>
-            <m:t xml:space="preserve">i e γ^μ</m:t>
+            <m:t xml:space="preserve">i</m:t>
           </m:r>
+          <m:r>
+            <m:t xml:space="preserve">e</m:t>
+          </m:r>
+          <m:sSup>
+            <m:e>
+              <m:r>
+                <m:t xml:space="preserve">γ</m:t>
+              </m:r>
+            </m:e>
+            <m:sup>
+              <m:r>
+                <m:t xml:space="preserve">μ</m:t>
+              </m:r>
+            </m:sup>
+          </m:sSup>
         </m:oMath>
       </m:oMathPara>
     </w:p>
@@ -735,7 +1580,19 @@
       <m:oMathPara>
         <m:oMath>
           <m:r>
-            <m:t xml:space="preserve">p · k = 0</m:t>
+            <m:t xml:space="preserve">p</m:t>
+          </m:r>
+          <m:r>
+            <m:t xml:space="preserve">·</m:t>
+          </m:r>
+          <m:r>
+            <m:t xml:space="preserve">k</m:t>
+          </m:r>
+          <m:r>
+            <m:t xml:space="preserve">=</m:t>
+          </m:r>
+          <m:r>
+            <m:t xml:space="preserve">0</m:t>
           </m:r>
         </m:oMath>
       </m:oMathPara>
@@ -3569,14 +4426,15 @@
       <w:keepNext/>
       <w:keepLines/>
       <w:spacing w:before="280" w:after="140"/>
+      <w:jc w:val="center"/>
       <w:outlineLvl w:val="0"/>
     </w:pPr>
     <w:rPr>
-      <w:rFonts w:asciiTheme="majorHAnsi" w:eastAsiaTheme="majorEastAsia" w:hAnsiTheme="majorHAnsi" w:cstheme="majorBidi" w:ascii="Aptos Display" w:hAnsi="Aptos Display"/>
+      <w:rFonts w:asciiTheme="majorHAnsi" w:eastAsiaTheme="majorEastAsia" w:hAnsiTheme="majorHAnsi" w:cstheme="majorBidi" w:ascii="Amazon Ember" w:hAnsi="Amazon Ember" w:eastAsia="Amazon Ember" w:cs="Amazon Ember"/>
       <w:b/>
       <w:bCs/>
-      <w:color w:val="000000"/>
-      <w:sz w:val="40"/>
+      <w:color w:val="0000FF"/>
+      <w:sz w:val="36"/>
       <w:szCs w:val="28"/>
     </w:rPr>
   </w:style>
@@ -3593,14 +4451,15 @@
       <w:keepNext/>
       <w:keepLines/>
       <w:spacing w:before="280" w:after="140"/>
+      <w:jc w:val="center"/>
       <w:outlineLvl w:val="1"/>
     </w:pPr>
     <w:rPr>
-      <w:rFonts w:asciiTheme="majorHAnsi" w:eastAsiaTheme="majorEastAsia" w:hAnsiTheme="majorHAnsi" w:cstheme="majorBidi" w:ascii="Aptos Display" w:hAnsi="Aptos Display"/>
+      <w:rFonts w:asciiTheme="majorHAnsi" w:eastAsiaTheme="majorEastAsia" w:hAnsiTheme="majorHAnsi" w:cstheme="majorBidi" w:ascii="Amazon Ember" w:hAnsi="Amazon Ember" w:eastAsia="Amazon Ember" w:cs="Amazon Ember"/>
       <w:b/>
       <w:bCs/>
-      <w:color w:val="000000"/>
-      <w:sz w:val="30"/>
+      <w:color w:val="0000FF"/>
+      <w:sz w:val="32"/>
       <w:szCs w:val="26"/>
     </w:rPr>
   </w:style>
@@ -3617,14 +4476,15 @@
       <w:keepNext/>
       <w:keepLines/>
       <w:spacing w:before="280" w:after="140"/>
+      <w:jc w:val="center"/>
       <w:outlineLvl w:val="2"/>
     </w:pPr>
     <w:rPr>
-      <w:rFonts w:asciiTheme="majorHAnsi" w:eastAsiaTheme="majorEastAsia" w:hAnsiTheme="majorHAnsi" w:cstheme="majorBidi" w:ascii="Aptos Display" w:hAnsi="Aptos Display"/>
+      <w:rFonts w:asciiTheme="majorHAnsi" w:eastAsiaTheme="majorEastAsia" w:hAnsiTheme="majorHAnsi" w:cstheme="majorBidi" w:ascii="Amazon Ember" w:hAnsi="Amazon Ember" w:eastAsia="Amazon Ember" w:cs="Amazon Ember"/>
       <w:b/>
       <w:bCs/>
-      <w:color w:val="000000"/>
-      <w:sz w:val="24"/>
+      <w:color w:val="0000FF"/>
+      <w:sz w:val="28"/>
     </w:rPr>
   </w:style>
   <w:style w:type="paragraph" w:styleId="Heading4">
@@ -3860,11 +4720,12 @@
       </w:pBdr>
       <w:spacing w:after="140" w:line="240" w:lineRule="auto" w:before="0"/>
       <w:contextualSpacing/>
+      <w:jc w:val="center"/>
     </w:pPr>
     <w:rPr>
-      <w:rFonts w:asciiTheme="majorHAnsi" w:eastAsiaTheme="majorEastAsia" w:hAnsiTheme="majorHAnsi" w:cstheme="majorBidi" w:ascii="Aptos Display" w:hAnsi="Aptos Display"/>
+      <w:rFonts w:asciiTheme="majorHAnsi" w:eastAsiaTheme="majorEastAsia" w:hAnsiTheme="majorHAnsi" w:cstheme="majorBidi" w:ascii="Amazon Ember" w:hAnsi="Amazon Ember" w:eastAsia="Amazon Ember" w:cs="Amazon Ember"/>
       <w:b/>
-      <w:color w:val="000000"/>
+      <w:color w:val="0000FF"/>
       <w:spacing w:val="5"/>
       <w:kern w:val="28"/>
       <w:sz w:val="60"/>
@@ -3899,13 +4760,14 @@
         <w:ilvl w:val="1"/>
       </w:numPr>
       <w:spacing w:before="280" w:after="140"/>
+      <w:jc w:val="center"/>
     </w:pPr>
     <w:rPr>
-      <w:rFonts w:asciiTheme="majorHAnsi" w:eastAsiaTheme="majorEastAsia" w:hAnsiTheme="majorHAnsi" w:cstheme="majorBidi" w:ascii="Aptos Display" w:hAnsi="Aptos Display"/>
-      <w:b w:val="0"/>
+      <w:rFonts w:asciiTheme="majorHAnsi" w:eastAsiaTheme="majorEastAsia" w:hAnsiTheme="majorHAnsi" w:cstheme="majorBidi" w:ascii="Amazon Ember" w:hAnsi="Amazon Ember" w:eastAsia="Amazon Ember" w:cs="Amazon Ember"/>
+      <w:b/>
       <w:i/>
       <w:iCs/>
-      <w:color w:val="000000"/>
+      <w:color w:val="0000FF"/>
       <w:spacing w:val="15"/>
       <w:sz w:val="28"/>
       <w:szCs w:val="24"/>

--- a/Science Books/QED Course/Lesson 44 The Electron-Photon Vertex.docx
+++ b/Science Books/QED Course/Lesson 44 The Electron-Photon Vertex.docx
@@ -58,7 +58,7 @@
     </w:p>
     <w:p>
       <w:pPr>
-        <w:pStyle w:val="Heading1"/>
+        <w:pStyle w:val="Heading2"/>
       </w:pPr>
       <w:r>
         <w:t>How to use this lesson</w:t>
@@ -71,7 +71,7 @@
     </w:p>
     <w:p>
       <w:pPr>
-        <w:pStyle w:val="Heading2"/>
+        <w:pStyle w:val="Heading3"/>
       </w:pPr>
       <w:r>
         <w:t>Learning objectives</w:t>
@@ -135,7 +135,7 @@
     </w:p>
     <w:p>
       <w:pPr>
-        <w:pStyle w:val="Heading2"/>
+        <w:pStyle w:val="Heading3"/>
       </w:pPr>
       <w:r>
         <w:t>Notation and conventions</w:t>
@@ -425,7 +425,7 @@
     </w:tbl>
     <w:p>
       <w:pPr>
-        <w:pStyle w:val="Heading1"/>
+        <w:pStyle w:val="Heading2"/>
       </w:pPr>
       <w:r>
         <w:t>1 A first look at time-dependent perturbation theory</w:t>
@@ -433,7 +433,7 @@
     </w:p>
     <w:p>
       <w:pPr>
-        <w:pStyle w:val="Heading2"/>
+        <w:pStyle w:val="Heading3"/>
       </w:pPr>
       <w:r>
         <w:t>1.1 The interaction picture</w:t>
@@ -446,7 +446,7 @@
     </w:p>
     <w:p>
       <w:pPr>
-        <w:spacing w:before="100" w:after="160"/>
+        <w:spacing w:before="100" w:after="40"/>
         <w:jc w:val="center"/>
       </w:pPr>
       <m:oMathPara>
@@ -532,9 +532,16 @@
               </m:r>
             </m:sub>
           </m:sSub>
-          <m:r>
-            <m:t xml:space="preserve">,</m:t>
-          </m:r>
+        </m:oMath>
+      </m:oMathPara>
+    </w:p>
+    <w:p>
+      <w:pPr>
+        <w:spacing w:before="40" w:after="160"/>
+        <w:jc w:val="center"/>
+      </w:pPr>
+      <m:oMathPara>
+        <m:oMath>
           <m:sSub>
             <m:e>
               <m:r>
@@ -626,7 +633,7 @@
     </w:p>
     <w:p>
       <w:pPr>
-        <w:pStyle w:val="Heading2"/>
+        <w:pStyle w:val="Heading3"/>
       </w:pPr>
       <w:r>
         <w:t>1.2 The first-order S-matrix element</w:t>
@@ -822,10 +829,11 @@
       </w:r>
     </w:p>
     <w:p>
-      <w:pPr>
-        <w:pStyle w:val="Heading3"/>
-      </w:pPr>
       <w:r>
+        <w:rPr>
+          <w:b/>
+          <w:i/>
+        </w:rPr>
         <w:t>Worked example 1</w:t>
       </w:r>
     </w:p>
@@ -836,7 +844,7 @@
     </w:p>
     <w:p>
       <w:pPr>
-        <w:pStyle w:val="Heading1"/>
+        <w:pStyle w:val="Heading2"/>
       </w:pPr>
       <w:r>
         <w:t>2 Reading external particles off the mode expansions</w:t>
@@ -844,7 +852,7 @@
     </w:p>
     <w:p>
       <w:pPr>
-        <w:pStyle w:val="Heading2"/>
+        <w:pStyle w:val="Heading3"/>
       </w:pPr>
       <w:r>
         <w:t>2.1 An incoming electron</w:t>
@@ -857,7 +865,7 @@
     </w:p>
     <w:p>
       <w:pPr>
-        <w:pStyle w:val="Heading2"/>
+        <w:pStyle w:val="Heading3"/>
       </w:pPr>
       <w:r>
         <w:t>2.2 An outgoing electron</w:t>
@@ -870,7 +878,7 @@
     </w:p>
     <w:p>
       <w:pPr>
-        <w:pStyle w:val="Heading2"/>
+        <w:pStyle w:val="Heading3"/>
       </w:pPr>
       <w:r>
         <w:t>2.3 An incoming photon</w:t>
@@ -882,10 +890,11 @@
       </w:r>
     </w:p>
     <w:p>
-      <w:pPr>
-        <w:pStyle w:val="Heading3"/>
-      </w:pPr>
       <w:r>
+        <w:rPr>
+          <w:b/>
+          <w:i/>
+        </w:rPr>
         <w:t>Worked example 2</w:t>
       </w:r>
     </w:p>
@@ -896,7 +905,7 @@
     </w:p>
     <w:p>
       <w:pPr>
-        <w:pStyle w:val="Heading1"/>
+        <w:pStyle w:val="Heading2"/>
       </w:pPr>
       <w:r>
         <w:t>3 Assembling the amplitude</w:t>
@@ -904,7 +913,7 @@
     </w:p>
     <w:p>
       <w:pPr>
-        <w:pStyle w:val="Heading2"/>
+        <w:pStyle w:val="Heading3"/>
       </w:pPr>
       <w:r>
         <w:t>3.1 Substitution</w:t>
@@ -1145,7 +1154,7 @@
     </w:p>
     <w:p>
       <w:pPr>
-        <w:pStyle w:val="Heading2"/>
+        <w:pStyle w:val="Heading3"/>
       </w:pPr>
       <w:r>
         <w:t>3.2 Momentum conservation</w:t>
@@ -1457,7 +1466,7 @@
     </w:p>
     <w:p>
       <w:pPr>
-        <w:pStyle w:val="Heading2"/>
+        <w:pStyle w:val="Heading3"/>
       </w:pPr>
       <w:r>
         <w:t>3.3 The vertex factor</w:t>
@@ -1539,10 +1548,11 @@
       </w:r>
     </w:p>
     <w:p>
-      <w:pPr>
-        <w:pStyle w:val="Heading3"/>
-      </w:pPr>
       <w:r>
+        <w:rPr>
+          <w:b/>
+          <w:i/>
+        </w:rPr>
         <w:t>Worked example 3</w:t>
       </w:r>
     </w:p>
@@ -1553,7 +1563,7 @@
     </w:p>
     <w:p>
       <w:pPr>
-        <w:pStyle w:val="Heading1"/>
+        <w:pStyle w:val="Heading2"/>
       </w:pPr>
       <w:r>
         <w:t>4 Why the vertex alone is not a complete process</w:t>
@@ -1561,7 +1571,7 @@
     </w:p>
     <w:p>
       <w:pPr>
-        <w:pStyle w:val="Heading2"/>
+        <w:pStyle w:val="Heading3"/>
       </w:pPr>
       <w:r>
         <w:t>4.1 The kinematic constraint</w:t>
@@ -1599,7 +1609,7 @@
     </w:p>
     <w:p>
       <w:pPr>
-        <w:pStyle w:val="Heading2"/>
+        <w:pStyle w:val="Heading3"/>
       </w:pPr>
       <w:r>
         <w:t>4.2 What this means physically</w:t>
@@ -1611,10 +1621,11 @@
       </w:r>
     </w:p>
     <w:p>
-      <w:pPr>
-        <w:pStyle w:val="Heading3"/>
-      </w:pPr>
       <w:r>
+        <w:rPr>
+          <w:b/>
+          <w:i/>
+        </w:rPr>
         <w:t>Worked example 4</w:t>
       </w:r>
     </w:p>
@@ -1625,7 +1636,7 @@
     </w:p>
     <w:p>
       <w:pPr>
-        <w:pStyle w:val="Heading1"/>
+        <w:pStyle w:val="Heading2"/>
       </w:pPr>
       <w:r>
         <w:t>5 What remains for Part VII</w:t>
@@ -1638,7 +1649,7 @@
     </w:p>
     <w:p>
       <w:pPr>
-        <w:pStyle w:val="Heading1"/>
+        <w:pStyle w:val="Heading2"/>
       </w:pPr>
       <w:r>
         <w:t>6 Connections to QED</w:t>
@@ -1895,7 +1906,7 @@
     </w:p>
     <w:p>
       <w:pPr>
-        <w:pStyle w:val="Heading1"/>
+        <w:pStyle w:val="Heading2"/>
       </w:pPr>
       <w:r>
         <w:t>7 Summary</w:t>
@@ -1999,7 +2010,7 @@
     </w:p>
     <w:p>
       <w:pPr>
-        <w:pStyle w:val="Heading1"/>
+        <w:pStyle w:val="Heading2"/>
       </w:pPr>
       <w:r>
         <w:t>Exercises</w:t>
@@ -3643,7 +3654,7 @@
     </w:tbl>
     <w:p>
       <w:pPr>
-        <w:pStyle w:val="Heading1"/>
+        <w:pStyle w:val="Heading2"/>
       </w:pPr>
       <w:r>
         <w:t>Solutions</w:t>
@@ -3884,7 +3895,7 @@
     </w:p>
     <w:p>
       <w:pPr>
-        <w:pStyle w:val="Heading1"/>
+        <w:pStyle w:val="Heading2"/>
       </w:pPr>
       <w:r>
         <w:t>Mastery checklist</w:t>
@@ -3940,7 +3951,7 @@
     </w:p>
     <w:p>
       <w:pPr>
-        <w:pStyle w:val="Heading1"/>
+        <w:pStyle w:val="Heading2"/>
       </w:pPr>
       <w:r>
         <w:t>Next lesson</w:t>

--- a/Science Books/QED Course/Lesson 44 The Electron-Photon Vertex.docx
+++ b/Science Books/QED Course/Lesson 44 The Electron-Photon Vertex.docx
@@ -454,6 +454,9 @@
           <m:r>
             <m:t xml:space="preserve">i</m:t>
           </m:r>
+          <m:r>
+            <m:t xml:space="preserve"> </m:t>
+          </m:r>
           <m:sSub>
             <m:e>
               <m:r>
@@ -472,9 +475,14 @@
           <m:r>
             <m:t xml:space="preserve">ψ</m:t>
           </m:r>
-          <m:r>
-            <m:t xml:space="preserve">t</m:t>
-          </m:r>
+          <m:d>
+            <m:dPr/>
+            <m:e>
+              <m:r>
+                <m:t xml:space="preserve">t</m:t>
+              </m:r>
+            </m:e>
+          </m:d>
           <m:sSub>
             <m:e>
               <m:r>
@@ -508,18 +516,28 @@
           <m:r>
             <m:t xml:space="preserve">I</m:t>
           </m:r>
-          <m:r>
-            <m:t xml:space="preserve">t</m:t>
-          </m:r>
+          <m:d>
+            <m:dPr/>
+            <m:e>
+              <m:r>
+                <m:t xml:space="preserve">t</m:t>
+              </m:r>
+            </m:e>
+          </m:d>
           <m:r>
             <m:t xml:space="preserve">|</m:t>
           </m:r>
           <m:r>
             <m:t xml:space="preserve">ψ</m:t>
           </m:r>
-          <m:r>
-            <m:t xml:space="preserve">t</m:t>
-          </m:r>
+          <m:d>
+            <m:dPr/>
+            <m:e>
+              <m:r>
+                <m:t xml:space="preserve">t</m:t>
+              </m:r>
+            </m:e>
+          </m:d>
           <m:sSub>
             <m:e>
               <m:r>
@@ -560,9 +578,14 @@
           <m:r>
             <m:t xml:space="preserve">I</m:t>
           </m:r>
-          <m:r>
-            <m:t xml:space="preserve">t</m:t>
-          </m:r>
+          <m:d>
+            <m:dPr/>
+            <m:e>
+              <m:r>
+                <m:t xml:space="preserve">t</m:t>
+              </m:r>
+            </m:e>
+          </m:d>
           <m:r>
             <m:t xml:space="preserve">=</m:t>
           </m:r>
@@ -581,12 +604,18 @@
                 </m:e>
                 <m:sub>
                   <m:r>
-                    <m:t xml:space="preserve">0t</m:t>
+                    <m:t xml:space="preserve">0</m:t>
                   </m:r>
                 </m:sub>
               </m:sSub>
+              <m:r>
+                <m:t xml:space="preserve">t</m:t>
+              </m:r>
             </m:sup>
           </m:sSup>
+          <m:r>
+            <m:t xml:space="preserve"> </m:t>
+          </m:r>
           <m:sSub>
             <m:e>
               <m:r>
@@ -599,6 +628,9 @@
               </m:r>
             </m:sub>
           </m:sSub>
+          <m:r>
+            <m:t xml:space="preserve"> </m:t>
+          </m:r>
           <m:sSup>
             <m:e>
               <m:r>
@@ -617,10 +649,13 @@
                 </m:e>
                 <m:sub>
                   <m:r>
-                    <m:t xml:space="preserve">0t</m:t>
+                    <m:t xml:space="preserve">0</m:t>
                   </m:r>
                 </m:sub>
               </m:sSub>
+              <m:r>
+                <m:t xml:space="preserve">t</m:t>
+              </m:r>
             </m:sup>
           </m:sSup>
         </m:oMath>
@@ -663,29 +698,39 @@
               </m:r>
             </m:sub>
             <m:sup>
-              <m:r>
-                <m:t xml:space="preserve">1</m:t>
-              </m:r>
+              <m:d>
+                <m:dPr/>
+                <m:e>
+                  <m:r>
+                    <m:t xml:space="preserve">1</m:t>
+                  </m:r>
+                </m:e>
+              </m:d>
             </m:sup>
           </m:sSubSup>
-          <m:r>
-            <m:t xml:space="preserve">t</m:t>
-          </m:r>
-          <m:r>
-            <m:t xml:space="preserve">,</m:t>
-          </m:r>
-          <m:sSub>
+          <m:d>
+            <m:dPr/>
             <m:e>
               <m:r>
                 <m:t xml:space="preserve">t</m:t>
               </m:r>
+              <m:r>
+                <m:t xml:space="preserve">,</m:t>
+              </m:r>
+              <m:sSub>
+                <m:e>
+                  <m:r>
+                    <m:t xml:space="preserve">t</m:t>
+                  </m:r>
+                </m:e>
+                <m:sub>
+                  <m:r>
+                    <m:t xml:space="preserve">0</m:t>
+                  </m:r>
+                </m:sub>
+              </m:sSub>
             </m:e>
-            <m:sub>
-              <m:r>
-                <m:t xml:space="preserve">0</m:t>
-              </m:r>
-            </m:sub>
-          </m:sSub>
+          </m:d>
           <m:r>
             <m:t xml:space="preserve">=</m:t>
           </m:r>
@@ -694,6 +739,9 @@
           </m:r>
           <m:r>
             <m:t xml:space="preserve">i</m:t>
+          </m:r>
+          <m:r>
+            <m:t xml:space="preserve"> </m:t>
           </m:r>
           <m:sSubSup>
             <m:e>
@@ -722,10 +770,13 @@
             </m:sup>
           </m:sSubSup>
           <m:r>
-            <m:t xml:space="preserve">dt</m:t>
+            <m:t xml:space="preserve"> </m:t>
           </m:r>
           <m:r>
-            <m:t xml:space="preserve">′</m:t>
+            <m:t xml:space="preserve">dt′</m:t>
+          </m:r>
+          <m:r>
+            <m:t xml:space="preserve"> </m:t>
           </m:r>
           <m:sSub>
             <m:e>
@@ -745,12 +796,14 @@
           <m:r>
             <m:t xml:space="preserve">I</m:t>
           </m:r>
-          <m:r>
-            <m:t xml:space="preserve">t</m:t>
-          </m:r>
-          <m:r>
-            <m:t xml:space="preserve">′</m:t>
-          </m:r>
+          <m:d>
+            <m:dPr/>
+            <m:e>
+              <m:r>
+                <m:t xml:space="preserve">t′</m:t>
+              </m:r>
+            </m:e>
+          </m:d>
         </m:oMath>
       </m:oMathPara>
     </w:p>
@@ -773,9 +826,14 @@
               </m:r>
             </m:e>
             <m:sup>
-              <m:r>
-                <m:t xml:space="preserve">1</m:t>
-              </m:r>
+              <m:d>
+                <m:dPr/>
+                <m:e>
+                  <m:r>
+                    <m:t xml:space="preserve">1</m:t>
+                  </m:r>
+                </m:e>
+              </m:d>
             </m:sup>
           </m:sSup>
           <m:r>
@@ -788,7 +846,13 @@
             <m:t xml:space="preserve">i</m:t>
           </m:r>
           <m:r>
+            <m:t xml:space="preserve"> </m:t>
+          </m:r>
+          <m:r>
             <m:t xml:space="preserve">∫</m:t>
+          </m:r>
+          <m:r>
+            <m:t xml:space="preserve"> </m:t>
           </m:r>
           <m:sSup>
             <m:e>
@@ -805,6 +869,9 @@
           <m:r>
             <m:t xml:space="preserve">x</m:t>
           </m:r>
+          <m:r>
+            <m:t xml:space="preserve"> </m:t>
+          </m:r>
           <m:sSub>
             <m:e>
               <m:r>
@@ -817,9 +884,14 @@
               </m:r>
             </m:sub>
           </m:sSub>
-          <m:r>
-            <m:t xml:space="preserve">x</m:t>
-          </m:r>
+          <m:d>
+            <m:dPr/>
+            <m:e>
+              <m:r>
+                <m:t xml:space="preserve">x</m:t>
+              </m:r>
+            </m:e>
+          </m:d>
         </m:oMath>
       </m:oMathPara>
     </w:p>
@@ -932,19 +1004,13 @@
       <m:oMathPara>
         <m:oMath>
           <m:r>
-            <m:t xml:space="preserve">⟨p</m:t>
-          </m:r>
-          <m:r>
-            <m:t xml:space="preserve">′</m:t>
+            <m:t xml:space="preserve">⟨p′</m:t>
           </m:r>
           <m:r>
             <m:t xml:space="preserve">,</m:t>
           </m:r>
           <m:r>
-            <m:t xml:space="preserve">s</m:t>
-          </m:r>
-          <m:r>
-            <m:t xml:space="preserve">′</m:t>
+            <m:t xml:space="preserve">s′</m:t>
           </m:r>
           <m:r>
             <m:t xml:space="preserve">|</m:t>
@@ -956,9 +1022,14 @@
               </m:r>
             </m:e>
             <m:sup>
-              <m:r>
-                <m:t xml:space="preserve">1</m:t>
-              </m:r>
+              <m:d>
+                <m:dPr/>
+                <m:e>
+                  <m:r>
+                    <m:t xml:space="preserve">1</m:t>
+                  </m:r>
+                </m:e>
+              </m:d>
             </m:sup>
           </m:sSup>
           <m:r>
@@ -992,7 +1063,13 @@
             <m:t xml:space="preserve">ie</m:t>
           </m:r>
           <m:r>
+            <m:t xml:space="preserve"> </m:t>
+          </m:r>
+          <m:r>
             <m:t xml:space="preserve">∫</m:t>
+          </m:r>
+          <m:r>
+            <m:t xml:space="preserve"> </m:t>
           </m:r>
           <m:sSup>
             <m:e>
@@ -1010,49 +1087,56 @@
             <m:t xml:space="preserve">x</m:t>
           </m:r>
           <m:r>
-            <m:t xml:space="preserve">[</m:t>
+            <m:t xml:space="preserve"> </m:t>
           </m:r>
-          <m:sSub>
+          <m:d>
+            <m:dPr>
+              <m:begChr m:val="["/>
+              <m:endChr m:val="]"/>
+            </m:dPr>
             <m:e>
+              <m:sSub>
+                <m:e>
+                  <m:r>
+                    <m:t xml:space="preserve">ū</m:t>
+                  </m:r>
+                </m:e>
+                <m:sub>
+                  <m:r>
+                    <m:t xml:space="preserve">s′</m:t>
+                  </m:r>
+                </m:sub>
+              </m:sSub>
+              <m:d>
+                <m:dPr/>
+                <m:e>
+                  <m:r>
+                    <m:t xml:space="preserve">p′</m:t>
+                  </m:r>
+                </m:e>
+              </m:d>
               <m:r>
-                <m:t xml:space="preserve">ū</m:t>
+                <m:t xml:space="preserve"> </m:t>
               </m:r>
+              <m:sSup>
+                <m:e>
+                  <m:r>
+                    <m:t xml:space="preserve">e</m:t>
+                  </m:r>
+                </m:e>
+                <m:sup>
+                  <m:r>
+                    <m:t xml:space="preserve">ip′</m:t>
+                  </m:r>
+                  <m:r>
+                    <m:t xml:space="preserve">x</m:t>
+                  </m:r>
+                </m:sup>
+              </m:sSup>
             </m:e>
-            <m:sub>
-              <m:r>
-                <m:t xml:space="preserve">s</m:t>
-              </m:r>
-            </m:sub>
-          </m:sSub>
+          </m:d>
           <m:r>
-            <m:t xml:space="preserve">′</m:t>
-          </m:r>
-          <m:r>
-            <m:t xml:space="preserve">p</m:t>
-          </m:r>
-          <m:r>
-            <m:t xml:space="preserve">′</m:t>
-          </m:r>
-          <m:sSup>
-            <m:e>
-              <m:r>
-                <m:t xml:space="preserve">e</m:t>
-              </m:r>
-            </m:e>
-            <m:sup>
-              <m:r>
-                <m:t xml:space="preserve">ip</m:t>
-              </m:r>
-              <m:r>
-                <m:t xml:space="preserve">′</m:t>
-              </m:r>
-              <m:r>
-                <m:t xml:space="preserve">x</m:t>
-              </m:r>
-            </m:sup>
-          </m:sSup>
-          <m:r>
-            <m:t xml:space="preserve">]</m:t>
+            <m:t xml:space="preserve"> </m:t>
           </m:r>
           <m:sSup>
             <m:e>
@@ -1067,83 +1151,109 @@
             </m:sup>
           </m:sSup>
           <m:r>
-            <m:t xml:space="preserve">[</m:t>
+            <m:t xml:space="preserve"> </m:t>
           </m:r>
-          <m:sSub>
+          <m:d>
+            <m:dPr>
+              <m:begChr m:val="["/>
+              <m:endChr m:val="]"/>
+            </m:dPr>
             <m:e>
+              <m:sSub>
+                <m:e>
+                  <m:r>
+                    <m:t xml:space="preserve">u</m:t>
+                  </m:r>
+                </m:e>
+                <m:sub>
+                  <m:r>
+                    <m:t xml:space="preserve">s</m:t>
+                  </m:r>
+                </m:sub>
+              </m:sSub>
+              <m:d>
+                <m:dPr/>
+                <m:e>
+                  <m:r>
+                    <m:t xml:space="preserve">p</m:t>
+                  </m:r>
+                </m:e>
+              </m:d>
               <m:r>
-                <m:t xml:space="preserve">u</m:t>
+                <m:t xml:space="preserve"> </m:t>
               </m:r>
+              <m:sSup>
+                <m:e>
+                  <m:r>
+                    <m:t xml:space="preserve">e</m:t>
+                  </m:r>
+                </m:e>
+                <m:sup>
+                  <m:r>
+                    <m:t xml:space="preserve">−</m:t>
+                  </m:r>
+                  <m:r>
+                    <m:t xml:space="preserve">ipx</m:t>
+                  </m:r>
+                </m:sup>
+              </m:sSup>
             </m:e>
-            <m:sub>
+          </m:d>
+          <m:r>
+            <m:t xml:space="preserve"> </m:t>
+          </m:r>
+          <m:d>
+            <m:dPr>
+              <m:begChr m:val="["/>
+              <m:endChr m:val="]"/>
+            </m:dPr>
+            <m:e>
+              <m:sSub>
+                <m:e>
+                  <m:r>
+                    <m:t xml:space="preserve">ε</m:t>
+                  </m:r>
+                </m:e>
+                <m:sub>
+                  <m:r>
+                    <m:t xml:space="preserve">λ</m:t>
+                  </m:r>
+                </m:sub>
+              </m:sSub>
               <m:r>
-                <m:t xml:space="preserve">s</m:t>
-              </m:r>
-            </m:sub>
-          </m:sSub>
-          <m:r>
-            <m:t xml:space="preserve">p</m:t>
-          </m:r>
-          <m:sSup>
-            <m:e>
-              <m:r>
-                <m:t xml:space="preserve">e</m:t>
-              </m:r>
-            </m:e>
-            <m:sup>
-              <m:r>
-                <m:t xml:space="preserve">−</m:t>
+                <m:t xml:space="preserve">,</m:t>
               </m:r>
               <m:r>
-                <m:t xml:space="preserve">ipx</m:t>
+                <m:t xml:space="preserve">μ</m:t>
               </m:r>
-            </m:sup>
-          </m:sSup>
-          <m:r>
-            <m:t xml:space="preserve">]</m:t>
-          </m:r>
-          <m:r>
-            <m:t xml:space="preserve">[</m:t>
-          </m:r>
-          <m:sSub>
-            <m:e>
+              <m:d>
+                <m:dPr/>
+                <m:e>
+                  <m:r>
+                    <m:t xml:space="preserve">k</m:t>
+                  </m:r>
+                </m:e>
+              </m:d>
               <m:r>
-                <m:t xml:space="preserve">ε</m:t>
+                <m:t xml:space="preserve"> </m:t>
               </m:r>
+              <m:sSup>
+                <m:e>
+                  <m:r>
+                    <m:t xml:space="preserve">e</m:t>
+                  </m:r>
+                </m:e>
+                <m:sup>
+                  <m:r>
+                    <m:t xml:space="preserve">−</m:t>
+                  </m:r>
+                  <m:r>
+                    <m:t xml:space="preserve">ikx</m:t>
+                  </m:r>
+                </m:sup>
+              </m:sSup>
             </m:e>
-            <m:sub>
-              <m:r>
-                <m:t xml:space="preserve">λ</m:t>
-              </m:r>
-            </m:sub>
-          </m:sSub>
-          <m:r>
-            <m:t xml:space="preserve">,</m:t>
-          </m:r>
-          <m:r>
-            <m:t xml:space="preserve">μ</m:t>
-          </m:r>
-          <m:r>
-            <m:t xml:space="preserve">k</m:t>
-          </m:r>
-          <m:sSup>
-            <m:e>
-              <m:r>
-                <m:t xml:space="preserve">e</m:t>
-              </m:r>
-            </m:e>
-            <m:sup>
-              <m:r>
-                <m:t xml:space="preserve">−</m:t>
-              </m:r>
-              <m:r>
-                <m:t xml:space="preserve">ikx</m:t>
-              </m:r>
-            </m:sup>
-          </m:sSup>
-          <m:r>
-            <m:t xml:space="preserve">]</m:t>
-          </m:r>
+          </m:d>
         </m:oMath>
       </m:oMathPara>
     </w:p>
@@ -1170,6 +1280,9 @@
           <m:r>
             <m:t xml:space="preserve">∫</m:t>
           </m:r>
+          <m:r>
+            <m:t xml:space="preserve"> </m:t>
+          </m:r>
           <m:sSup>
             <m:e>
               <m:r>
@@ -1186,7 +1299,7 @@
             <m:t xml:space="preserve">x</m:t>
           </m:r>
           <m:r>
-            <m:t xml:space="preserve">,</m:t>
+            <m:t xml:space="preserve"> </m:t>
           </m:r>
           <m:sSup>
             <m:e>
@@ -1198,11 +1311,71 @@
               <m:r>
                 <m:t xml:space="preserve">i</m:t>
               </m:r>
+              <m:d>
+                <m:dPr/>
+                <m:e>
+                  <m:r>
+                    <m:t xml:space="preserve">p′</m:t>
+                  </m:r>
+                  <m:r>
+                    <m:t xml:space="preserve">−</m:t>
+                  </m:r>
+                  <m:r>
+                    <m:t xml:space="preserve">p</m:t>
+                  </m:r>
+                  <m:r>
+                    <m:t xml:space="preserve">−</m:t>
+                  </m:r>
+                  <m:r>
+                    <m:t xml:space="preserve">k</m:t>
+                  </m:r>
+                </m:e>
+              </m:d>
               <m:r>
-                <m:t xml:space="preserve">p</m:t>
+                <m:t xml:space="preserve">x</m:t>
               </m:r>
+            </m:sup>
+          </m:sSup>
+          <m:r>
+            <m:t xml:space="preserve">=</m:t>
+          </m:r>
+          <m:sSup>
+            <m:e>
+              <m:d>
+                <m:dPr/>
+                <m:e>
+                  <m:r>
+                    <m:t xml:space="preserve">2π</m:t>
+                  </m:r>
+                </m:e>
+              </m:d>
+            </m:e>
+            <m:sup>
               <m:r>
-                <m:t xml:space="preserve">′</m:t>
+                <m:t xml:space="preserve">4</m:t>
+              </m:r>
+            </m:sup>
+          </m:sSup>
+          <m:r>
+            <m:t xml:space="preserve"> </m:t>
+          </m:r>
+          <m:sSup>
+            <m:e>
+              <m:r>
+                <m:t xml:space="preserve">δ</m:t>
+              </m:r>
+            </m:e>
+            <m:sup>
+              <m:r>
+                <m:t xml:space="preserve">4</m:t>
+              </m:r>
+            </m:sup>
+          </m:sSup>
+          <m:d>
+            <m:dPr/>
+            <m:e>
+              <m:r>
+                <m:t xml:space="preserve">p′</m:t>
               </m:r>
               <m:r>
                 <m:t xml:space="preserve">−</m:t>
@@ -1216,56 +1389,8 @@
               <m:r>
                 <m:t xml:space="preserve">k</m:t>
               </m:r>
-              <m:r>
-                <m:t xml:space="preserve">x</m:t>
-              </m:r>
-            </m:sup>
-          </m:sSup>
-          <m:r>
-            <m:t xml:space="preserve">=</m:t>
-          </m:r>
-          <m:sSup>
-            <m:e>
-              <m:r>
-                <m:t xml:space="preserve">2π</m:t>
-              </m:r>
             </m:e>
-            <m:sup>
-              <m:r>
-                <m:t xml:space="preserve">4</m:t>
-              </m:r>
-            </m:sup>
-          </m:sSup>
-          <m:sSup>
-            <m:e>
-              <m:r>
-                <m:t xml:space="preserve">δ</m:t>
-              </m:r>
-            </m:e>
-            <m:sup>
-              <m:r>
-                <m:t xml:space="preserve">4</m:t>
-              </m:r>
-            </m:sup>
-          </m:sSup>
-          <m:r>
-            <m:t xml:space="preserve">p</m:t>
-          </m:r>
-          <m:r>
-            <m:t xml:space="preserve">′</m:t>
-          </m:r>
-          <m:r>
-            <m:t xml:space="preserve">−</m:t>
-          </m:r>
-          <m:r>
-            <m:t xml:space="preserve">p</m:t>
-          </m:r>
-          <m:r>
-            <m:t xml:space="preserve">−</m:t>
-          </m:r>
-          <m:r>
-            <m:t xml:space="preserve">k</m:t>
-          </m:r>
+          </m:d>
         </m:oMath>
       </m:oMathPara>
     </w:p>
@@ -1282,19 +1407,13 @@
       <m:oMathPara>
         <m:oMath>
           <m:r>
-            <m:t xml:space="preserve">⟨p</m:t>
-          </m:r>
-          <m:r>
-            <m:t xml:space="preserve">′</m:t>
+            <m:t xml:space="preserve">⟨p′</m:t>
           </m:r>
           <m:r>
             <m:t xml:space="preserve">,</m:t>
           </m:r>
           <m:r>
-            <m:t xml:space="preserve">s</m:t>
-          </m:r>
-          <m:r>
-            <m:t xml:space="preserve">′</m:t>
+            <m:t xml:space="preserve">s′</m:t>
           </m:r>
           <m:r>
             <m:t xml:space="preserve">|</m:t>
@@ -1306,9 +1425,14 @@
               </m:r>
             </m:e>
             <m:sup>
-              <m:r>
-                <m:t xml:space="preserve">1</m:t>
-              </m:r>
+              <m:d>
+                <m:dPr/>
+                <m:e>
+                  <m:r>
+                    <m:t xml:space="preserve">1</m:t>
+                  </m:r>
+                </m:e>
+              </m:d>
             </m:sup>
           </m:sSup>
           <m:r>
@@ -1342,7 +1466,7 @@
             <m:t xml:space="preserve">ie</m:t>
           </m:r>
           <m:r>
-            <m:t xml:space="preserve">,</m:t>
+            <m:t xml:space="preserve"> </m:t>
           </m:r>
           <m:sSub>
             <m:e>
@@ -1352,18 +1476,20 @@
             </m:e>
             <m:sub>
               <m:r>
-                <m:t xml:space="preserve">s</m:t>
+                <m:t xml:space="preserve">s′</m:t>
               </m:r>
             </m:sub>
           </m:sSub>
+          <m:d>
+            <m:dPr/>
+            <m:e>
+              <m:r>
+                <m:t xml:space="preserve">p′</m:t>
+              </m:r>
+            </m:e>
+          </m:d>
           <m:r>
-            <m:t xml:space="preserve">′</m:t>
-          </m:r>
-          <m:r>
-            <m:t xml:space="preserve">p</m:t>
-          </m:r>
-          <m:r>
-            <m:t xml:space="preserve">′</m:t>
+            <m:t xml:space="preserve"> </m:t>
           </m:r>
           <m:sSup>
             <m:e>
@@ -1377,6 +1503,9 @@
               </m:r>
             </m:sup>
           </m:sSup>
+          <m:r>
+            <m:t xml:space="preserve"> </m:t>
+          </m:r>
           <m:sSub>
             <m:e>
               <m:r>
@@ -1389,11 +1518,16 @@
               </m:r>
             </m:sub>
           </m:sSub>
+          <m:d>
+            <m:dPr/>
+            <m:e>
+              <m:r>
+                <m:t xml:space="preserve">p</m:t>
+              </m:r>
+            </m:e>
+          </m:d>
           <m:r>
-            <m:t xml:space="preserve">p</m:t>
-          </m:r>
-          <m:r>
-            <m:t xml:space="preserve">,</m:t>
+            <m:t xml:space="preserve"> </m:t>
           </m:r>
           <m:sSub>
             <m:e>
@@ -1413,17 +1547,27 @@
           <m:r>
             <m:t xml:space="preserve">μ</m:t>
           </m:r>
+          <m:d>
+            <m:dPr/>
+            <m:e>
+              <m:r>
+                <m:t xml:space="preserve">k</m:t>
+              </m:r>
+            </m:e>
+          </m:d>
           <m:r>
-            <m:t xml:space="preserve">k</m:t>
-          </m:r>
-          <m:r>
-            <m:t xml:space="preserve">,</m:t>
+            <m:t xml:space="preserve"> </m:t>
           </m:r>
           <m:sSup>
             <m:e>
-              <m:r>
-                <m:t xml:space="preserve">2π</m:t>
-              </m:r>
+              <m:d>
+                <m:dPr/>
+                <m:e>
+                  <m:r>
+                    <m:t xml:space="preserve">2π</m:t>
+                  </m:r>
+                </m:e>
+              </m:d>
             </m:e>
             <m:sup>
               <m:r>
@@ -1443,24 +1587,26 @@
               </m:r>
             </m:sup>
           </m:sSup>
-          <m:r>
-            <m:t xml:space="preserve">p</m:t>
-          </m:r>
-          <m:r>
-            <m:t xml:space="preserve">′</m:t>
-          </m:r>
-          <m:r>
-            <m:t xml:space="preserve">−</m:t>
-          </m:r>
-          <m:r>
-            <m:t xml:space="preserve">p</m:t>
-          </m:r>
-          <m:r>
-            <m:t xml:space="preserve">−</m:t>
-          </m:r>
-          <m:r>
-            <m:t xml:space="preserve">k</m:t>
-          </m:r>
+          <m:d>
+            <m:dPr/>
+            <m:e>
+              <m:r>
+                <m:t xml:space="preserve">p′</m:t>
+              </m:r>
+              <m:r>
+                <m:t xml:space="preserve">−</m:t>
+              </m:r>
+              <m:r>
+                <m:t xml:space="preserve">p</m:t>
+              </m:r>
+              <m:r>
+                <m:t xml:space="preserve">−</m:t>
+              </m:r>
+              <m:r>
+                <m:t xml:space="preserve">k</m:t>
+              </m:r>
+            </m:e>
+          </m:d>
         </m:oMath>
       </m:oMathPara>
     </w:p>
@@ -1525,7 +1671,13 @@
             <m:t xml:space="preserve">i</m:t>
           </m:r>
           <m:r>
+            <m:t xml:space="preserve"> </m:t>
+          </m:r>
+          <m:r>
             <m:t xml:space="preserve">e</m:t>
+          </m:r>
+          <m:r>
+            <m:t xml:space="preserve"> </m:t>
           </m:r>
           <m:sSup>
             <m:e>
